--- a/macau_trip/澳门家庭旅行攻略.docx
+++ b/macau_trip/澳门家庭旅行攻略.docx
@@ -1313,6 +1313,45 @@
     </w:p>
     <w:p>
       <w:pPr>
+        <w:jc w:val="center"/>
+      </w:pPr>
+      <w:r>
+        <w:drawing>
+          <wp:inline xmlns:a="http://schemas.openxmlformats.org/drawingml/2006/main" xmlns:pic="http://schemas.openxmlformats.org/drawingml/2006/picture">
+            <wp:extent cx="4114800" cy="2571750"/>
+            <wp:docPr id="2" name="Picture 2"/>
+            <wp:cNvGraphicFramePr>
+              <a:graphicFrameLocks noChangeAspect="1"/>
+            </wp:cNvGraphicFramePr>
+            <a:graphic>
+              <a:graphicData uri="http://schemas.openxmlformats.org/drawingml/2006/picture">
+                <pic:pic>
+                  <pic:nvPicPr>
+                    <pic:cNvPr id="0" name="venetian.jpg"/>
+                    <pic:cNvPicPr/>
+                  </pic:nvPicPr>
+                  <pic:blipFill>
+                    <a:blip r:embed="rId10"/>
+                    <a:stretch>
+                      <a:fillRect/>
+                    </a:stretch>
+                  </pic:blipFill>
+                  <pic:spPr>
+                    <a:xfrm>
+                      <a:off x="0" y="0"/>
+                      <a:ext cx="4114800" cy="2571750"/>
+                    </a:xfrm>
+                    <a:prstGeom prst="rect"/>
+                  </pic:spPr>
+                </pic:pic>
+              </a:graphicData>
+            </a:graphic>
+          </wp:inline>
+        </w:drawing>
+      </w:r>
+    </w:p>
+    <w:p>
+      <w:pPr>
         <w:spacing w:after="120"/>
       </w:pPr>
       <w:r>
@@ -1339,6 +1378,45 @@
           <w:sz w:val="20"/>
         </w:rPr>
         <w:t>⏰ 10:20-11:00</w:t>
+      </w:r>
+    </w:p>
+    <w:p>
+      <w:pPr>
+        <w:jc w:val="center"/>
+      </w:pPr>
+      <w:r>
+        <w:drawing>
+          <wp:inline xmlns:a="http://schemas.openxmlformats.org/drawingml/2006/main" xmlns:pic="http://schemas.openxmlformats.org/drawingml/2006/picture">
+            <wp:extent cx="4114800" cy="2571750"/>
+            <wp:docPr id="3" name="Picture 3"/>
+            <wp:cNvGraphicFramePr>
+              <a:graphicFrameLocks noChangeAspect="1"/>
+            </wp:cNvGraphicFramePr>
+            <a:graphic>
+              <a:graphicData uri="http://schemas.openxmlformats.org/drawingml/2006/picture">
+                <pic:pic>
+                  <pic:nvPicPr>
+                    <pic:cNvPr id="0" name="a_ma_temple.jpg"/>
+                    <pic:cNvPicPr/>
+                  </pic:nvPicPr>
+                  <pic:blipFill>
+                    <a:blip r:embed="rId11"/>
+                    <a:stretch>
+                      <a:fillRect/>
+                    </a:stretch>
+                  </pic:blipFill>
+                  <pic:spPr>
+                    <a:xfrm>
+                      <a:off x="0" y="0"/>
+                      <a:ext cx="4114800" cy="2571750"/>
+                    </a:xfrm>
+                    <a:prstGeom prst="rect"/>
+                  </pic:spPr>
+                </pic:pic>
+              </a:graphicData>
+            </a:graphic>
+          </wp:inline>
+        </w:drawing>
       </w:r>
     </w:p>
     <w:p>
@@ -1373,6 +1451,45 @@
     </w:p>
     <w:p>
       <w:pPr>
+        <w:jc w:val="center"/>
+      </w:pPr>
+      <w:r>
+        <w:drawing>
+          <wp:inline xmlns:a="http://schemas.openxmlformats.org/drawingml/2006/main" xmlns:pic="http://schemas.openxmlformats.org/drawingml/2006/picture">
+            <wp:extent cx="4114800" cy="2571750"/>
+            <wp:docPr id="4" name="Picture 4"/>
+            <wp:cNvGraphicFramePr>
+              <a:graphicFrameLocks noChangeAspect="1"/>
+            </wp:cNvGraphicFramePr>
+            <a:graphic>
+              <a:graphicData uri="http://schemas.openxmlformats.org/drawingml/2006/picture">
+                <pic:pic>
+                  <pic:nvPicPr>
+                    <pic:cNvPr id="0" name="macau_tower.jpg"/>
+                    <pic:cNvPicPr/>
+                  </pic:nvPicPr>
+                  <pic:blipFill>
+                    <a:blip r:embed="rId12"/>
+                    <a:stretch>
+                      <a:fillRect/>
+                    </a:stretch>
+                  </pic:blipFill>
+                  <pic:spPr>
+                    <a:xfrm>
+                      <a:off x="0" y="0"/>
+                      <a:ext cx="4114800" cy="2571750"/>
+                    </a:xfrm>
+                    <a:prstGeom prst="rect"/>
+                  </pic:spPr>
+                </pic:pic>
+              </a:graphicData>
+            </a:graphic>
+          </wp:inline>
+        </w:drawing>
+      </w:r>
+    </w:p>
+    <w:p>
+      <w:pPr>
         <w:spacing w:after="120"/>
       </w:pPr>
       <w:r>
@@ -1399,6 +1516,45 @@
           <w:sz w:val="20"/>
         </w:rPr>
         <w:t>⏰ 14:15-14:45</w:t>
+      </w:r>
+    </w:p>
+    <w:p>
+      <w:pPr>
+        <w:jc w:val="center"/>
+      </w:pPr>
+      <w:r>
+        <w:drawing>
+          <wp:inline xmlns:a="http://schemas.openxmlformats.org/drawingml/2006/main" xmlns:pic="http://schemas.openxmlformats.org/drawingml/2006/picture">
+            <wp:extent cx="4114800" cy="2571750"/>
+            <wp:docPr id="5" name="Picture 5"/>
+            <wp:cNvGraphicFramePr>
+              <a:graphicFrameLocks noChangeAspect="1"/>
+            </wp:cNvGraphicFramePr>
+            <a:graphic>
+              <a:graphicData uri="http://schemas.openxmlformats.org/drawingml/2006/picture">
+                <pic:pic>
+                  <pic:nvPicPr>
+                    <pic:cNvPr id="0" name="nam_van_lake.jpg"/>
+                    <pic:cNvPicPr/>
+                  </pic:nvPicPr>
+                  <pic:blipFill>
+                    <a:blip r:embed="rId13"/>
+                    <a:stretch>
+                      <a:fillRect/>
+                    </a:stretch>
+                  </pic:blipFill>
+                  <pic:spPr>
+                    <a:xfrm>
+                      <a:off x="0" y="0"/>
+                      <a:ext cx="4114800" cy="2571750"/>
+                    </a:xfrm>
+                    <a:prstGeom prst="rect"/>
+                  </pic:spPr>
+                </pic:pic>
+              </a:graphicData>
+            </a:graphic>
+          </wp:inline>
+        </w:drawing>
       </w:r>
     </w:p>
     <w:p>
@@ -1433,6 +1589,45 @@
     </w:p>
     <w:p>
       <w:pPr>
+        <w:jc w:val="center"/>
+      </w:pPr>
+      <w:r>
+        <w:drawing>
+          <wp:inline xmlns:a="http://schemas.openxmlformats.org/drawingml/2006/main" xmlns:pic="http://schemas.openxmlformats.org/drawingml/2006/picture">
+            <wp:extent cx="4114800" cy="2571750"/>
+            <wp:docPr id="6" name="Picture 6"/>
+            <wp:cNvGraphicFramePr>
+              <a:graphicFrameLocks noChangeAspect="1"/>
+            </wp:cNvGraphicFramePr>
+            <a:graphic>
+              <a:graphicData uri="http://schemas.openxmlformats.org/drawingml/2006/picture">
+                <pic:pic>
+                  <pic:nvPicPr>
+                    <pic:cNvPr id="0" name="senado_square.jpg"/>
+                    <pic:cNvPicPr/>
+                  </pic:nvPicPr>
+                  <pic:blipFill>
+                    <a:blip r:embed="rId14"/>
+                    <a:stretch>
+                      <a:fillRect/>
+                    </a:stretch>
+                  </pic:blipFill>
+                  <pic:spPr>
+                    <a:xfrm>
+                      <a:off x="0" y="0"/>
+                      <a:ext cx="4114800" cy="2571750"/>
+                    </a:xfrm>
+                    <a:prstGeom prst="rect"/>
+                  </pic:spPr>
+                </pic:pic>
+              </a:graphicData>
+            </a:graphic>
+          </wp:inline>
+        </w:drawing>
+      </w:r>
+    </w:p>
+    <w:p>
+      <w:pPr>
         <w:spacing w:after="120"/>
       </w:pPr>
       <w:r>
@@ -1459,6 +1654,45 @@
           <w:sz w:val="20"/>
         </w:rPr>
         <w:t>⏰ 15:40-16:00</w:t>
+      </w:r>
+    </w:p>
+    <w:p>
+      <w:pPr>
+        <w:jc w:val="center"/>
+      </w:pPr>
+      <w:r>
+        <w:drawing>
+          <wp:inline xmlns:a="http://schemas.openxmlformats.org/drawingml/2006/main" xmlns:pic="http://schemas.openxmlformats.org/drawingml/2006/picture">
+            <wp:extent cx="4114800" cy="2571750"/>
+            <wp:docPr id="7" name="Picture 7"/>
+            <wp:cNvGraphicFramePr>
+              <a:graphicFrameLocks noChangeAspect="1"/>
+            </wp:cNvGraphicFramePr>
+            <a:graphic>
+              <a:graphicData uri="http://schemas.openxmlformats.org/drawingml/2006/picture">
+                <pic:pic>
+                  <pic:nvPicPr>
+                    <pic:cNvPr id="0" name="st_dominic.jpg"/>
+                    <pic:cNvPicPr/>
+                  </pic:nvPicPr>
+                  <pic:blipFill>
+                    <a:blip r:embed="rId15"/>
+                    <a:stretch>
+                      <a:fillRect/>
+                    </a:stretch>
+                  </pic:blipFill>
+                  <pic:spPr>
+                    <a:xfrm>
+                      <a:off x="0" y="0"/>
+                      <a:ext cx="4114800" cy="2571750"/>
+                    </a:xfrm>
+                    <a:prstGeom prst="rect"/>
+                  </pic:spPr>
+                </pic:pic>
+              </a:graphicData>
+            </a:graphic>
+          </wp:inline>
+        </w:drawing>
       </w:r>
     </w:p>
     <w:p>
@@ -1493,6 +1727,45 @@
     </w:p>
     <w:p>
       <w:pPr>
+        <w:jc w:val="center"/>
+      </w:pPr>
+      <w:r>
+        <w:drawing>
+          <wp:inline xmlns:a="http://schemas.openxmlformats.org/drawingml/2006/main" xmlns:pic="http://schemas.openxmlformats.org/drawingml/2006/picture">
+            <wp:extent cx="4114800" cy="2571750"/>
+            <wp:docPr id="8" name="Picture 8"/>
+            <wp:cNvGraphicFramePr>
+              <a:graphicFrameLocks noChangeAspect="1"/>
+            </wp:cNvGraphicFramePr>
+            <a:graphic>
+              <a:graphicData uri="http://schemas.openxmlformats.org/drawingml/2006/picture">
+                <pic:pic>
+                  <pic:nvPicPr>
+                    <pic:cNvPr id="0" name="st_pauls.jpg"/>
+                    <pic:cNvPicPr/>
+                  </pic:nvPicPr>
+                  <pic:blipFill>
+                    <a:blip r:embed="rId16"/>
+                    <a:stretch>
+                      <a:fillRect/>
+                    </a:stretch>
+                  </pic:blipFill>
+                  <pic:spPr>
+                    <a:xfrm>
+                      <a:off x="0" y="0"/>
+                      <a:ext cx="4114800" cy="2571750"/>
+                    </a:xfrm>
+                    <a:prstGeom prst="rect"/>
+                  </pic:spPr>
+                </pic:pic>
+              </a:graphicData>
+            </a:graphic>
+          </wp:inline>
+        </w:drawing>
+      </w:r>
+    </w:p>
+    <w:p>
+      <w:pPr>
         <w:spacing w:after="120"/>
       </w:pPr>
       <w:r>
@@ -1523,6 +1796,45 @@
     </w:p>
     <w:p>
       <w:pPr>
+        <w:jc w:val="center"/>
+      </w:pPr>
+      <w:r>
+        <w:drawing>
+          <wp:inline xmlns:a="http://schemas.openxmlformats.org/drawingml/2006/main" xmlns:pic="http://schemas.openxmlformats.org/drawingml/2006/picture">
+            <wp:extent cx="4114800" cy="2571750"/>
+            <wp:docPr id="9" name="Picture 9"/>
+            <wp:cNvGraphicFramePr>
+              <a:graphicFrameLocks noChangeAspect="1"/>
+            </wp:cNvGraphicFramePr>
+            <a:graphic>
+              <a:graphicData uri="http://schemas.openxmlformats.org/drawingml/2006/picture">
+                <pic:pic>
+                  <pic:nvPicPr>
+                    <pic:cNvPr id="0" name="monte_fort.jpg"/>
+                    <pic:cNvPicPr/>
+                  </pic:nvPicPr>
+                  <pic:blipFill>
+                    <a:blip r:embed="rId17"/>
+                    <a:stretch>
+                      <a:fillRect/>
+                    </a:stretch>
+                  </pic:blipFill>
+                  <pic:spPr>
+                    <a:xfrm>
+                      <a:off x="0" y="0"/>
+                      <a:ext cx="4114800" cy="2571750"/>
+                    </a:xfrm>
+                    <a:prstGeom prst="rect"/>
+                  </pic:spPr>
+                </pic:pic>
+              </a:graphicData>
+            </a:graphic>
+          </wp:inline>
+        </w:drawing>
+      </w:r>
+    </w:p>
+    <w:p>
+      <w:pPr>
         <w:spacing w:after="120"/>
       </w:pPr>
       <w:r>
@@ -1549,6 +1861,45 @@
           <w:sz w:val="20"/>
         </w:rPr>
         <w:t>⏰ 20:30-22:00</w:t>
+      </w:r>
+    </w:p>
+    <w:p>
+      <w:pPr>
+        <w:jc w:val="center"/>
+      </w:pPr>
+      <w:r>
+        <w:drawing>
+          <wp:inline xmlns:a="http://schemas.openxmlformats.org/drawingml/2006/main" xmlns:pic="http://schemas.openxmlformats.org/drawingml/2006/picture">
+            <wp:extent cx="4114800" cy="2571750"/>
+            <wp:docPr id="10" name="Picture 10"/>
+            <wp:cNvGraphicFramePr>
+              <a:graphicFrameLocks noChangeAspect="1"/>
+            </wp:cNvGraphicFramePr>
+            <a:graphic>
+              <a:graphicData uri="http://schemas.openxmlformats.org/drawingml/2006/picture">
+                <pic:pic>
+                  <pic:nvPicPr>
+                    <pic:cNvPr id="0" name="venetian.jpg"/>
+                    <pic:cNvPicPr/>
+                  </pic:nvPicPr>
+                  <pic:blipFill>
+                    <a:blip r:embed="rId10"/>
+                    <a:stretch>
+                      <a:fillRect/>
+                    </a:stretch>
+                  </pic:blipFill>
+                  <pic:spPr>
+                    <a:xfrm>
+                      <a:off x="0" y="0"/>
+                      <a:ext cx="4114800" cy="2571750"/>
+                    </a:xfrm>
+                    <a:prstGeom prst="rect"/>
+                  </pic:spPr>
+                </pic:pic>
+              </a:graphicData>
+            </a:graphic>
+          </wp:inline>
+        </w:drawing>
       </w:r>
     </w:p>
     <w:p>
@@ -2586,7 +2937,7 @@
         <w:drawing>
           <wp:inline xmlns:a="http://schemas.openxmlformats.org/drawingml/2006/main" xmlns:pic="http://schemas.openxmlformats.org/drawingml/2006/picture">
             <wp:extent cx="5303520" cy="4636610"/>
-            <wp:docPr id="2" name="Picture 2"/>
+            <wp:docPr id="11" name="Picture 11"/>
             <wp:cNvGraphicFramePr>
               <a:graphicFrameLocks noChangeAspect="1"/>
             </wp:cNvGraphicFramePr>
@@ -2598,7 +2949,7 @@
                     <pic:cNvPicPr/>
                   </pic:nvPicPr>
                   <pic:blipFill>
-                    <a:blip r:embed="rId10"/>
+                    <a:blip r:embed="rId18"/>
                     <a:stretch>
                       <a:fillRect/>
                     </a:stretch>
@@ -2648,6 +2999,45 @@
     </w:p>
     <w:p>
       <w:pPr>
+        <w:jc w:val="center"/>
+      </w:pPr>
+      <w:r>
+        <w:drawing>
+          <wp:inline xmlns:a="http://schemas.openxmlformats.org/drawingml/2006/main" xmlns:pic="http://schemas.openxmlformats.org/drawingml/2006/picture">
+            <wp:extent cx="4114800" cy="2571750"/>
+            <wp:docPr id="12" name="Picture 12"/>
+            <wp:cNvGraphicFramePr>
+              <a:graphicFrameLocks noChangeAspect="1"/>
+            </wp:cNvGraphicFramePr>
+            <a:graphic>
+              <a:graphicData uri="http://schemas.openxmlformats.org/drawingml/2006/picture">
+                <pic:pic>
+                  <pic:nvPicPr>
+                    <pic:cNvPr id="0" name="venetian.jpg"/>
+                    <pic:cNvPicPr/>
+                  </pic:nvPicPr>
+                  <pic:blipFill>
+                    <a:blip r:embed="rId10"/>
+                    <a:stretch>
+                      <a:fillRect/>
+                    </a:stretch>
+                  </pic:blipFill>
+                  <pic:spPr>
+                    <a:xfrm>
+                      <a:off x="0" y="0"/>
+                      <a:ext cx="4114800" cy="2571750"/>
+                    </a:xfrm>
+                    <a:prstGeom prst="rect"/>
+                  </pic:spPr>
+                </pic:pic>
+              </a:graphicData>
+            </a:graphic>
+          </wp:inline>
+        </w:drawing>
+      </w:r>
+    </w:p>
+    <w:p>
+      <w:pPr>
         <w:spacing w:after="120"/>
       </w:pPr>
       <w:r>
@@ -2674,6 +3064,45 @@
           <w:sz w:val="20"/>
         </w:rPr>
         <w:t>⏰ 11:30-11:40</w:t>
+      </w:r>
+    </w:p>
+    <w:p>
+      <w:pPr>
+        <w:jc w:val="center"/>
+      </w:pPr>
+      <w:r>
+        <w:drawing>
+          <wp:inline xmlns:a="http://schemas.openxmlformats.org/drawingml/2006/main" xmlns:pic="http://schemas.openxmlformats.org/drawingml/2006/picture">
+            <wp:extent cx="4114800" cy="2571750"/>
+            <wp:docPr id="13" name="Picture 13"/>
+            <wp:cNvGraphicFramePr>
+              <a:graphicFrameLocks noChangeAspect="1"/>
+            </wp:cNvGraphicFramePr>
+            <a:graphic>
+              <a:graphicData uri="http://schemas.openxmlformats.org/drawingml/2006/picture">
+                <pic:pic>
+                  <pic:nvPicPr>
+                    <pic:cNvPr id="0" name="carmel_church.jpg"/>
+                    <pic:cNvPicPr/>
+                  </pic:nvPicPr>
+                  <pic:blipFill>
+                    <a:blip r:embed="rId19"/>
+                    <a:stretch>
+                      <a:fillRect/>
+                    </a:stretch>
+                  </pic:blipFill>
+                  <pic:spPr>
+                    <a:xfrm>
+                      <a:off x="0" y="0"/>
+                      <a:ext cx="4114800" cy="2571750"/>
+                    </a:xfrm>
+                    <a:prstGeom prst="rect"/>
+                  </pic:spPr>
+                </pic:pic>
+              </a:graphicData>
+            </a:graphic>
+          </wp:inline>
+        </w:drawing>
       </w:r>
     </w:p>
     <w:p>
@@ -2708,6 +3137,45 @@
     </w:p>
     <w:p>
       <w:pPr>
+        <w:jc w:val="center"/>
+      </w:pPr>
+      <w:r>
+        <w:drawing>
+          <wp:inline xmlns:a="http://schemas.openxmlformats.org/drawingml/2006/main" xmlns:pic="http://schemas.openxmlformats.org/drawingml/2006/picture">
+            <wp:extent cx="4114800" cy="2571750"/>
+            <wp:docPr id="14" name="Picture 14"/>
+            <wp:cNvGraphicFramePr>
+              <a:graphicFrameLocks noChangeAspect="1"/>
+            </wp:cNvGraphicFramePr>
+            <a:graphic>
+              <a:graphicData uri="http://schemas.openxmlformats.org/drawingml/2006/picture">
+                <pic:pic>
+                  <pic:nvPicPr>
+                    <pic:cNvPr id="0" name="taipa_houses.jpg"/>
+                    <pic:cNvPicPr/>
+                  </pic:nvPicPr>
+                  <pic:blipFill>
+                    <a:blip r:embed="rId20"/>
+                    <a:stretch>
+                      <a:fillRect/>
+                    </a:stretch>
+                  </pic:blipFill>
+                  <pic:spPr>
+                    <a:xfrm>
+                      <a:off x="0" y="0"/>
+                      <a:ext cx="4114800" cy="2571750"/>
+                    </a:xfrm>
+                    <a:prstGeom prst="rect"/>
+                  </pic:spPr>
+                </pic:pic>
+              </a:graphicData>
+            </a:graphic>
+          </wp:inline>
+        </w:drawing>
+      </w:r>
+    </w:p>
+    <w:p>
+      <w:pPr>
         <w:spacing w:after="120"/>
       </w:pPr>
       <w:r>
@@ -2734,6 +3202,45 @@
           <w:sz w:val="20"/>
         </w:rPr>
         <w:t>⏰ 14:00-15:30</w:t>
+      </w:r>
+    </w:p>
+    <w:p>
+      <w:pPr>
+        <w:jc w:val="center"/>
+      </w:pPr>
+      <w:r>
+        <w:drawing>
+          <wp:inline xmlns:a="http://schemas.openxmlformats.org/drawingml/2006/main" xmlns:pic="http://schemas.openxmlformats.org/drawingml/2006/picture">
+            <wp:extent cx="4114800" cy="2571750"/>
+            <wp:docPr id="15" name="Picture 15"/>
+            <wp:cNvGraphicFramePr>
+              <a:graphicFrameLocks noChangeAspect="1"/>
+            </wp:cNvGraphicFramePr>
+            <a:graphic>
+              <a:graphicData uri="http://schemas.openxmlformats.org/drawingml/2006/picture">
+                <pic:pic>
+                  <pic:nvPicPr>
+                    <pic:cNvPr id="0" name="venetian.jpg"/>
+                    <pic:cNvPicPr/>
+                  </pic:nvPicPr>
+                  <pic:blipFill>
+                    <a:blip r:embed="rId10"/>
+                    <a:stretch>
+                      <a:fillRect/>
+                    </a:stretch>
+                  </pic:blipFill>
+                  <pic:spPr>
+                    <a:xfrm>
+                      <a:off x="0" y="0"/>
+                      <a:ext cx="4114800" cy="2571750"/>
+                    </a:xfrm>
+                    <a:prstGeom prst="rect"/>
+                  </pic:spPr>
+                </pic:pic>
+              </a:graphicData>
+            </a:graphic>
+          </wp:inline>
+        </w:drawing>
       </w:r>
     </w:p>
     <w:p>
@@ -2768,6 +3275,45 @@
     </w:p>
     <w:p>
       <w:pPr>
+        <w:jc w:val="center"/>
+      </w:pPr>
+      <w:r>
+        <w:drawing>
+          <wp:inline xmlns:a="http://schemas.openxmlformats.org/drawingml/2006/main" xmlns:pic="http://schemas.openxmlformats.org/drawingml/2006/picture">
+            <wp:extent cx="4114800" cy="2571750"/>
+            <wp:docPr id="16" name="Picture 16"/>
+            <wp:cNvGraphicFramePr>
+              <a:graphicFrameLocks noChangeAspect="1"/>
+            </wp:cNvGraphicFramePr>
+            <a:graphic>
+              <a:graphicData uri="http://schemas.openxmlformats.org/drawingml/2006/picture">
+                <pic:pic>
+                  <pic:nvPicPr>
+                    <pic:cNvPr id="0" name="wynn_palace.jpg"/>
+                    <pic:cNvPicPr/>
+                  </pic:nvPicPr>
+                  <pic:blipFill>
+                    <a:blip r:embed="rId21"/>
+                    <a:stretch>
+                      <a:fillRect/>
+                    </a:stretch>
+                  </pic:blipFill>
+                  <pic:spPr>
+                    <a:xfrm>
+                      <a:off x="0" y="0"/>
+                      <a:ext cx="4114800" cy="2571750"/>
+                    </a:xfrm>
+                    <a:prstGeom prst="rect"/>
+                  </pic:spPr>
+                </pic:pic>
+              </a:graphicData>
+            </a:graphic>
+          </wp:inline>
+        </w:drawing>
+      </w:r>
+    </w:p>
+    <w:p>
+      <w:pPr>
         <w:spacing w:after="120"/>
       </w:pPr>
       <w:r>
@@ -2794,6 +3340,45 @@
           <w:sz w:val="20"/>
         </w:rPr>
         <w:t>⏰ 17:30-18:30</w:t>
+      </w:r>
+    </w:p>
+    <w:p>
+      <w:pPr>
+        <w:jc w:val="center"/>
+      </w:pPr>
+      <w:r>
+        <w:drawing>
+          <wp:inline xmlns:a="http://schemas.openxmlformats.org/drawingml/2006/main" xmlns:pic="http://schemas.openxmlformats.org/drawingml/2006/picture">
+            <wp:extent cx="4114800" cy="2571750"/>
+            <wp:docPr id="17" name="Picture 17"/>
+            <wp:cNvGraphicFramePr>
+              <a:graphicFrameLocks noChangeAspect="1"/>
+            </wp:cNvGraphicFramePr>
+            <a:graphic>
+              <a:graphicData uri="http://schemas.openxmlformats.org/drawingml/2006/picture">
+                <pic:pic>
+                  <pic:nvPicPr>
+                    <pic:cNvPr id="0" name="galaxy.jpg"/>
+                    <pic:cNvPicPr/>
+                  </pic:nvPicPr>
+                  <pic:blipFill>
+                    <a:blip r:embed="rId22"/>
+                    <a:stretch>
+                      <a:fillRect/>
+                    </a:stretch>
+                  </pic:blipFill>
+                  <pic:spPr>
+                    <a:xfrm>
+                      <a:off x="0" y="0"/>
+                      <a:ext cx="4114800" cy="2571750"/>
+                    </a:xfrm>
+                    <a:prstGeom prst="rect"/>
+                  </pic:spPr>
+                </pic:pic>
+              </a:graphicData>
+            </a:graphic>
+          </wp:inline>
+        </w:drawing>
       </w:r>
     </w:p>
     <w:p>
@@ -2828,6 +3413,45 @@
     </w:p>
     <w:p>
       <w:pPr>
+        <w:jc w:val="center"/>
+      </w:pPr>
+      <w:r>
+        <w:drawing>
+          <wp:inline xmlns:a="http://schemas.openxmlformats.org/drawingml/2006/main" xmlns:pic="http://schemas.openxmlformats.org/drawingml/2006/picture">
+            <wp:extent cx="4114800" cy="2571750"/>
+            <wp:docPr id="18" name="Picture 18"/>
+            <wp:cNvGraphicFramePr>
+              <a:graphicFrameLocks noChangeAspect="1"/>
+            </wp:cNvGraphicFramePr>
+            <a:graphic>
+              <a:graphicData uri="http://schemas.openxmlformats.org/drawingml/2006/picture">
+                <pic:pic>
+                  <pic:nvPicPr>
+                    <pic:cNvPr id="0" name="parisian.jpg"/>
+                    <pic:cNvPicPr/>
+                  </pic:nvPicPr>
+                  <pic:blipFill>
+                    <a:blip r:embed="rId23"/>
+                    <a:stretch>
+                      <a:fillRect/>
+                    </a:stretch>
+                  </pic:blipFill>
+                  <pic:spPr>
+                    <a:xfrm>
+                      <a:off x="0" y="0"/>
+                      <a:ext cx="4114800" cy="2571750"/>
+                    </a:xfrm>
+                    <a:prstGeom prst="rect"/>
+                  </pic:spPr>
+                </pic:pic>
+              </a:graphicData>
+            </a:graphic>
+          </wp:inline>
+        </w:drawing>
+      </w:r>
+    </w:p>
+    <w:p>
+      <w:pPr>
         <w:spacing w:after="120"/>
       </w:pPr>
       <w:r>
@@ -2858,6 +3482,45 @@
     </w:p>
     <w:p>
       <w:pPr>
+        <w:jc w:val="center"/>
+      </w:pPr>
+      <w:r>
+        <w:drawing>
+          <wp:inline xmlns:a="http://schemas.openxmlformats.org/drawingml/2006/main" xmlns:pic="http://schemas.openxmlformats.org/drawingml/2006/picture">
+            <wp:extent cx="4114800" cy="2571750"/>
+            <wp:docPr id="19" name="Picture 19"/>
+            <wp:cNvGraphicFramePr>
+              <a:graphicFrameLocks noChangeAspect="1"/>
+            </wp:cNvGraphicFramePr>
+            <a:graphic>
+              <a:graphicData uri="http://schemas.openxmlformats.org/drawingml/2006/picture">
+                <pic:pic>
+                  <pic:nvPicPr>
+                    <pic:cNvPr id="0" name="londoner.jpg"/>
+                    <pic:cNvPicPr/>
+                  </pic:nvPicPr>
+                  <pic:blipFill>
+                    <a:blip r:embed="rId24"/>
+                    <a:stretch>
+                      <a:fillRect/>
+                    </a:stretch>
+                  </pic:blipFill>
+                  <pic:spPr>
+                    <a:xfrm>
+                      <a:off x="0" y="0"/>
+                      <a:ext cx="4114800" cy="2571750"/>
+                    </a:xfrm>
+                    <a:prstGeom prst="rect"/>
+                  </pic:spPr>
+                </pic:pic>
+              </a:graphicData>
+            </a:graphic>
+          </wp:inline>
+        </w:drawing>
+      </w:r>
+    </w:p>
+    <w:p>
+      <w:pPr>
         <w:spacing w:after="120"/>
       </w:pPr>
       <w:r>
@@ -2884,6 +3547,45 @@
           <w:sz w:val="20"/>
         </w:rPr>
         <w:t>⏰ 21:00</w:t>
+      </w:r>
+    </w:p>
+    <w:p>
+      <w:pPr>
+        <w:jc w:val="center"/>
+      </w:pPr>
+      <w:r>
+        <w:drawing>
+          <wp:inline xmlns:a="http://schemas.openxmlformats.org/drawingml/2006/main" xmlns:pic="http://schemas.openxmlformats.org/drawingml/2006/picture">
+            <wp:extent cx="4114800" cy="2571750"/>
+            <wp:docPr id="20" name="Picture 20"/>
+            <wp:cNvGraphicFramePr>
+              <a:graphicFrameLocks noChangeAspect="1"/>
+            </wp:cNvGraphicFramePr>
+            <a:graphic>
+              <a:graphicData uri="http://schemas.openxmlformats.org/drawingml/2006/picture">
+                <pic:pic>
+                  <pic:nvPicPr>
+                    <pic:cNvPr id="0" name="venetian.jpg"/>
+                    <pic:cNvPicPr/>
+                  </pic:nvPicPr>
+                  <pic:blipFill>
+                    <a:blip r:embed="rId10"/>
+                    <a:stretch>
+                      <a:fillRect/>
+                    </a:stretch>
+                  </pic:blipFill>
+                  <pic:spPr>
+                    <a:xfrm>
+                      <a:off x="0" y="0"/>
+                      <a:ext cx="4114800" cy="2571750"/>
+                    </a:xfrm>
+                    <a:prstGeom prst="rect"/>
+                  </pic:spPr>
+                </pic:pic>
+              </a:graphicData>
+            </a:graphic>
+          </wp:inline>
+        </w:drawing>
       </w:r>
     </w:p>
     <w:p>

--- a/macau_trip/澳门家庭旅行攻略.docx
+++ b/macau_trip/澳门家庭旅行攻略.docx
@@ -1250,7 +1250,7 @@
       <w:r>
         <w:drawing>
           <wp:inline xmlns:a="http://schemas.openxmlformats.org/drawingml/2006/main" xmlns:pic="http://schemas.openxmlformats.org/drawingml/2006/picture">
-            <wp:extent cx="5303520" cy="4699140"/>
+            <wp:extent cx="5303520" cy="3535680"/>
             <wp:docPr id="1" name="Picture 1"/>
             <wp:cNvGraphicFramePr>
               <a:graphicFrameLocks noChangeAspect="1"/>
@@ -1271,7 +1271,7 @@
                   <pic:spPr>
                     <a:xfrm>
                       <a:off x="0" y="0"/>
-                      <a:ext cx="5303520" cy="4699140"/>
+                      <a:ext cx="5303520" cy="3535680"/>
                     </a:xfrm>
                     <a:prstGeom prst="rect"/>
                   </pic:spPr>
@@ -1313,45 +1313,6 @@
     </w:p>
     <w:p>
       <w:pPr>
-        <w:jc w:val="center"/>
-      </w:pPr>
-      <w:r>
-        <w:drawing>
-          <wp:inline xmlns:a="http://schemas.openxmlformats.org/drawingml/2006/main" xmlns:pic="http://schemas.openxmlformats.org/drawingml/2006/picture">
-            <wp:extent cx="4114800" cy="2571750"/>
-            <wp:docPr id="2" name="Picture 2"/>
-            <wp:cNvGraphicFramePr>
-              <a:graphicFrameLocks noChangeAspect="1"/>
-            </wp:cNvGraphicFramePr>
-            <a:graphic>
-              <a:graphicData uri="http://schemas.openxmlformats.org/drawingml/2006/picture">
-                <pic:pic>
-                  <pic:nvPicPr>
-                    <pic:cNvPr id="0" name="venetian.jpg"/>
-                    <pic:cNvPicPr/>
-                  </pic:nvPicPr>
-                  <pic:blipFill>
-                    <a:blip r:embed="rId10"/>
-                    <a:stretch>
-                      <a:fillRect/>
-                    </a:stretch>
-                  </pic:blipFill>
-                  <pic:spPr>
-                    <a:xfrm>
-                      <a:off x="0" y="0"/>
-                      <a:ext cx="4114800" cy="2571750"/>
-                    </a:xfrm>
-                    <a:prstGeom prst="rect"/>
-                  </pic:spPr>
-                </pic:pic>
-              </a:graphicData>
-            </a:graphic>
-          </wp:inline>
-        </w:drawing>
-      </w:r>
-    </w:p>
-    <w:p>
-      <w:pPr>
         <w:spacing w:after="120"/>
       </w:pPr>
       <w:r>
@@ -1378,45 +1339,6 @@
           <w:sz w:val="20"/>
         </w:rPr>
         <w:t>⏰ 10:20-11:00</w:t>
-      </w:r>
-    </w:p>
-    <w:p>
-      <w:pPr>
-        <w:jc w:val="center"/>
-      </w:pPr>
-      <w:r>
-        <w:drawing>
-          <wp:inline xmlns:a="http://schemas.openxmlformats.org/drawingml/2006/main" xmlns:pic="http://schemas.openxmlformats.org/drawingml/2006/picture">
-            <wp:extent cx="4114800" cy="2571750"/>
-            <wp:docPr id="3" name="Picture 3"/>
-            <wp:cNvGraphicFramePr>
-              <a:graphicFrameLocks noChangeAspect="1"/>
-            </wp:cNvGraphicFramePr>
-            <a:graphic>
-              <a:graphicData uri="http://schemas.openxmlformats.org/drawingml/2006/picture">
-                <pic:pic>
-                  <pic:nvPicPr>
-                    <pic:cNvPr id="0" name="a_ma_temple.jpg"/>
-                    <pic:cNvPicPr/>
-                  </pic:nvPicPr>
-                  <pic:blipFill>
-                    <a:blip r:embed="rId11"/>
-                    <a:stretch>
-                      <a:fillRect/>
-                    </a:stretch>
-                  </pic:blipFill>
-                  <pic:spPr>
-                    <a:xfrm>
-                      <a:off x="0" y="0"/>
-                      <a:ext cx="4114800" cy="2571750"/>
-                    </a:xfrm>
-                    <a:prstGeom prst="rect"/>
-                  </pic:spPr>
-                </pic:pic>
-              </a:graphicData>
-            </a:graphic>
-          </wp:inline>
-        </w:drawing>
       </w:r>
     </w:p>
     <w:p>
@@ -1451,45 +1373,6 @@
     </w:p>
     <w:p>
       <w:pPr>
-        <w:jc w:val="center"/>
-      </w:pPr>
-      <w:r>
-        <w:drawing>
-          <wp:inline xmlns:a="http://schemas.openxmlformats.org/drawingml/2006/main" xmlns:pic="http://schemas.openxmlformats.org/drawingml/2006/picture">
-            <wp:extent cx="4114800" cy="2571750"/>
-            <wp:docPr id="4" name="Picture 4"/>
-            <wp:cNvGraphicFramePr>
-              <a:graphicFrameLocks noChangeAspect="1"/>
-            </wp:cNvGraphicFramePr>
-            <a:graphic>
-              <a:graphicData uri="http://schemas.openxmlformats.org/drawingml/2006/picture">
-                <pic:pic>
-                  <pic:nvPicPr>
-                    <pic:cNvPr id="0" name="macau_tower.jpg"/>
-                    <pic:cNvPicPr/>
-                  </pic:nvPicPr>
-                  <pic:blipFill>
-                    <a:blip r:embed="rId12"/>
-                    <a:stretch>
-                      <a:fillRect/>
-                    </a:stretch>
-                  </pic:blipFill>
-                  <pic:spPr>
-                    <a:xfrm>
-                      <a:off x="0" y="0"/>
-                      <a:ext cx="4114800" cy="2571750"/>
-                    </a:xfrm>
-                    <a:prstGeom prst="rect"/>
-                  </pic:spPr>
-                </pic:pic>
-              </a:graphicData>
-            </a:graphic>
-          </wp:inline>
-        </w:drawing>
-      </w:r>
-    </w:p>
-    <w:p>
-      <w:pPr>
         <w:spacing w:after="120"/>
       </w:pPr>
       <w:r>
@@ -1516,45 +1399,6 @@
           <w:sz w:val="20"/>
         </w:rPr>
         <w:t>⏰ 14:15-14:45</w:t>
-      </w:r>
-    </w:p>
-    <w:p>
-      <w:pPr>
-        <w:jc w:val="center"/>
-      </w:pPr>
-      <w:r>
-        <w:drawing>
-          <wp:inline xmlns:a="http://schemas.openxmlformats.org/drawingml/2006/main" xmlns:pic="http://schemas.openxmlformats.org/drawingml/2006/picture">
-            <wp:extent cx="4114800" cy="2571750"/>
-            <wp:docPr id="5" name="Picture 5"/>
-            <wp:cNvGraphicFramePr>
-              <a:graphicFrameLocks noChangeAspect="1"/>
-            </wp:cNvGraphicFramePr>
-            <a:graphic>
-              <a:graphicData uri="http://schemas.openxmlformats.org/drawingml/2006/picture">
-                <pic:pic>
-                  <pic:nvPicPr>
-                    <pic:cNvPr id="0" name="nam_van_lake.jpg"/>
-                    <pic:cNvPicPr/>
-                  </pic:nvPicPr>
-                  <pic:blipFill>
-                    <a:blip r:embed="rId13"/>
-                    <a:stretch>
-                      <a:fillRect/>
-                    </a:stretch>
-                  </pic:blipFill>
-                  <pic:spPr>
-                    <a:xfrm>
-                      <a:off x="0" y="0"/>
-                      <a:ext cx="4114800" cy="2571750"/>
-                    </a:xfrm>
-                    <a:prstGeom prst="rect"/>
-                  </pic:spPr>
-                </pic:pic>
-              </a:graphicData>
-            </a:graphic>
-          </wp:inline>
-        </w:drawing>
       </w:r>
     </w:p>
     <w:p>
@@ -1589,45 +1433,6 @@
     </w:p>
     <w:p>
       <w:pPr>
-        <w:jc w:val="center"/>
-      </w:pPr>
-      <w:r>
-        <w:drawing>
-          <wp:inline xmlns:a="http://schemas.openxmlformats.org/drawingml/2006/main" xmlns:pic="http://schemas.openxmlformats.org/drawingml/2006/picture">
-            <wp:extent cx="4114800" cy="2571750"/>
-            <wp:docPr id="6" name="Picture 6"/>
-            <wp:cNvGraphicFramePr>
-              <a:graphicFrameLocks noChangeAspect="1"/>
-            </wp:cNvGraphicFramePr>
-            <a:graphic>
-              <a:graphicData uri="http://schemas.openxmlformats.org/drawingml/2006/picture">
-                <pic:pic>
-                  <pic:nvPicPr>
-                    <pic:cNvPr id="0" name="senado_square.jpg"/>
-                    <pic:cNvPicPr/>
-                  </pic:nvPicPr>
-                  <pic:blipFill>
-                    <a:blip r:embed="rId14"/>
-                    <a:stretch>
-                      <a:fillRect/>
-                    </a:stretch>
-                  </pic:blipFill>
-                  <pic:spPr>
-                    <a:xfrm>
-                      <a:off x="0" y="0"/>
-                      <a:ext cx="4114800" cy="2571750"/>
-                    </a:xfrm>
-                    <a:prstGeom prst="rect"/>
-                  </pic:spPr>
-                </pic:pic>
-              </a:graphicData>
-            </a:graphic>
-          </wp:inline>
-        </w:drawing>
-      </w:r>
-    </w:p>
-    <w:p>
-      <w:pPr>
         <w:spacing w:after="120"/>
       </w:pPr>
       <w:r>
@@ -1654,45 +1459,6 @@
           <w:sz w:val="20"/>
         </w:rPr>
         <w:t>⏰ 15:40-16:00</w:t>
-      </w:r>
-    </w:p>
-    <w:p>
-      <w:pPr>
-        <w:jc w:val="center"/>
-      </w:pPr>
-      <w:r>
-        <w:drawing>
-          <wp:inline xmlns:a="http://schemas.openxmlformats.org/drawingml/2006/main" xmlns:pic="http://schemas.openxmlformats.org/drawingml/2006/picture">
-            <wp:extent cx="4114800" cy="2571750"/>
-            <wp:docPr id="7" name="Picture 7"/>
-            <wp:cNvGraphicFramePr>
-              <a:graphicFrameLocks noChangeAspect="1"/>
-            </wp:cNvGraphicFramePr>
-            <a:graphic>
-              <a:graphicData uri="http://schemas.openxmlformats.org/drawingml/2006/picture">
-                <pic:pic>
-                  <pic:nvPicPr>
-                    <pic:cNvPr id="0" name="st_dominic.jpg"/>
-                    <pic:cNvPicPr/>
-                  </pic:nvPicPr>
-                  <pic:blipFill>
-                    <a:blip r:embed="rId15"/>
-                    <a:stretch>
-                      <a:fillRect/>
-                    </a:stretch>
-                  </pic:blipFill>
-                  <pic:spPr>
-                    <a:xfrm>
-                      <a:off x="0" y="0"/>
-                      <a:ext cx="4114800" cy="2571750"/>
-                    </a:xfrm>
-                    <a:prstGeom prst="rect"/>
-                  </pic:spPr>
-                </pic:pic>
-              </a:graphicData>
-            </a:graphic>
-          </wp:inline>
-        </w:drawing>
       </w:r>
     </w:p>
     <w:p>
@@ -1727,45 +1493,6 @@
     </w:p>
     <w:p>
       <w:pPr>
-        <w:jc w:val="center"/>
-      </w:pPr>
-      <w:r>
-        <w:drawing>
-          <wp:inline xmlns:a="http://schemas.openxmlformats.org/drawingml/2006/main" xmlns:pic="http://schemas.openxmlformats.org/drawingml/2006/picture">
-            <wp:extent cx="4114800" cy="2571750"/>
-            <wp:docPr id="8" name="Picture 8"/>
-            <wp:cNvGraphicFramePr>
-              <a:graphicFrameLocks noChangeAspect="1"/>
-            </wp:cNvGraphicFramePr>
-            <a:graphic>
-              <a:graphicData uri="http://schemas.openxmlformats.org/drawingml/2006/picture">
-                <pic:pic>
-                  <pic:nvPicPr>
-                    <pic:cNvPr id="0" name="st_pauls.jpg"/>
-                    <pic:cNvPicPr/>
-                  </pic:nvPicPr>
-                  <pic:blipFill>
-                    <a:blip r:embed="rId16"/>
-                    <a:stretch>
-                      <a:fillRect/>
-                    </a:stretch>
-                  </pic:blipFill>
-                  <pic:spPr>
-                    <a:xfrm>
-                      <a:off x="0" y="0"/>
-                      <a:ext cx="4114800" cy="2571750"/>
-                    </a:xfrm>
-                    <a:prstGeom prst="rect"/>
-                  </pic:spPr>
-                </pic:pic>
-              </a:graphicData>
-            </a:graphic>
-          </wp:inline>
-        </w:drawing>
-      </w:r>
-    </w:p>
-    <w:p>
-      <w:pPr>
         <w:spacing w:after="120"/>
       </w:pPr>
       <w:r>
@@ -1796,45 +1523,6 @@
     </w:p>
     <w:p>
       <w:pPr>
-        <w:jc w:val="center"/>
-      </w:pPr>
-      <w:r>
-        <w:drawing>
-          <wp:inline xmlns:a="http://schemas.openxmlformats.org/drawingml/2006/main" xmlns:pic="http://schemas.openxmlformats.org/drawingml/2006/picture">
-            <wp:extent cx="4114800" cy="2571750"/>
-            <wp:docPr id="9" name="Picture 9"/>
-            <wp:cNvGraphicFramePr>
-              <a:graphicFrameLocks noChangeAspect="1"/>
-            </wp:cNvGraphicFramePr>
-            <a:graphic>
-              <a:graphicData uri="http://schemas.openxmlformats.org/drawingml/2006/picture">
-                <pic:pic>
-                  <pic:nvPicPr>
-                    <pic:cNvPr id="0" name="monte_fort.jpg"/>
-                    <pic:cNvPicPr/>
-                  </pic:nvPicPr>
-                  <pic:blipFill>
-                    <a:blip r:embed="rId17"/>
-                    <a:stretch>
-                      <a:fillRect/>
-                    </a:stretch>
-                  </pic:blipFill>
-                  <pic:spPr>
-                    <a:xfrm>
-                      <a:off x="0" y="0"/>
-                      <a:ext cx="4114800" cy="2571750"/>
-                    </a:xfrm>
-                    <a:prstGeom prst="rect"/>
-                  </pic:spPr>
-                </pic:pic>
-              </a:graphicData>
-            </a:graphic>
-          </wp:inline>
-        </w:drawing>
-      </w:r>
-    </w:p>
-    <w:p>
-      <w:pPr>
         <w:spacing w:after="120"/>
       </w:pPr>
       <w:r>
@@ -1861,45 +1549,6 @@
           <w:sz w:val="20"/>
         </w:rPr>
         <w:t>⏰ 20:30-22:00</w:t>
-      </w:r>
-    </w:p>
-    <w:p>
-      <w:pPr>
-        <w:jc w:val="center"/>
-      </w:pPr>
-      <w:r>
-        <w:drawing>
-          <wp:inline xmlns:a="http://schemas.openxmlformats.org/drawingml/2006/main" xmlns:pic="http://schemas.openxmlformats.org/drawingml/2006/picture">
-            <wp:extent cx="4114800" cy="2571750"/>
-            <wp:docPr id="10" name="Picture 10"/>
-            <wp:cNvGraphicFramePr>
-              <a:graphicFrameLocks noChangeAspect="1"/>
-            </wp:cNvGraphicFramePr>
-            <a:graphic>
-              <a:graphicData uri="http://schemas.openxmlformats.org/drawingml/2006/picture">
-                <pic:pic>
-                  <pic:nvPicPr>
-                    <pic:cNvPr id="0" name="venetian.jpg"/>
-                    <pic:cNvPicPr/>
-                  </pic:nvPicPr>
-                  <pic:blipFill>
-                    <a:blip r:embed="rId10"/>
-                    <a:stretch>
-                      <a:fillRect/>
-                    </a:stretch>
-                  </pic:blipFill>
-                  <pic:spPr>
-                    <a:xfrm>
-                      <a:off x="0" y="0"/>
-                      <a:ext cx="4114800" cy="2571750"/>
-                    </a:xfrm>
-                    <a:prstGeom prst="rect"/>
-                  </pic:spPr>
-                </pic:pic>
-              </a:graphicData>
-            </a:graphic>
-          </wp:inline>
-        </w:drawing>
       </w:r>
     </w:p>
     <w:p>
@@ -2936,8 +2585,8 @@
       <w:r>
         <w:drawing>
           <wp:inline xmlns:a="http://schemas.openxmlformats.org/drawingml/2006/main" xmlns:pic="http://schemas.openxmlformats.org/drawingml/2006/picture">
-            <wp:extent cx="5303520" cy="4636610"/>
-            <wp:docPr id="11" name="Picture 11"/>
+            <wp:extent cx="5303520" cy="3535680"/>
+            <wp:docPr id="2" name="Picture 2"/>
             <wp:cNvGraphicFramePr>
               <a:graphicFrameLocks noChangeAspect="1"/>
             </wp:cNvGraphicFramePr>
@@ -2949,7 +2598,7 @@
                     <pic:cNvPicPr/>
                   </pic:nvPicPr>
                   <pic:blipFill>
-                    <a:blip r:embed="rId18"/>
+                    <a:blip r:embed="rId10"/>
                     <a:stretch>
                       <a:fillRect/>
                     </a:stretch>
@@ -2957,7 +2606,7 @@
                   <pic:spPr>
                     <a:xfrm>
                       <a:off x="0" y="0"/>
-                      <a:ext cx="5303520" cy="4636610"/>
+                      <a:ext cx="5303520" cy="3535680"/>
                     </a:xfrm>
                     <a:prstGeom prst="rect"/>
                   </pic:spPr>
@@ -2999,45 +2648,6 @@
     </w:p>
     <w:p>
       <w:pPr>
-        <w:jc w:val="center"/>
-      </w:pPr>
-      <w:r>
-        <w:drawing>
-          <wp:inline xmlns:a="http://schemas.openxmlformats.org/drawingml/2006/main" xmlns:pic="http://schemas.openxmlformats.org/drawingml/2006/picture">
-            <wp:extent cx="4114800" cy="2571750"/>
-            <wp:docPr id="12" name="Picture 12"/>
-            <wp:cNvGraphicFramePr>
-              <a:graphicFrameLocks noChangeAspect="1"/>
-            </wp:cNvGraphicFramePr>
-            <a:graphic>
-              <a:graphicData uri="http://schemas.openxmlformats.org/drawingml/2006/picture">
-                <pic:pic>
-                  <pic:nvPicPr>
-                    <pic:cNvPr id="0" name="venetian.jpg"/>
-                    <pic:cNvPicPr/>
-                  </pic:nvPicPr>
-                  <pic:blipFill>
-                    <a:blip r:embed="rId10"/>
-                    <a:stretch>
-                      <a:fillRect/>
-                    </a:stretch>
-                  </pic:blipFill>
-                  <pic:spPr>
-                    <a:xfrm>
-                      <a:off x="0" y="0"/>
-                      <a:ext cx="4114800" cy="2571750"/>
-                    </a:xfrm>
-                    <a:prstGeom prst="rect"/>
-                  </pic:spPr>
-                </pic:pic>
-              </a:graphicData>
-            </a:graphic>
-          </wp:inline>
-        </w:drawing>
-      </w:r>
-    </w:p>
-    <w:p>
-      <w:pPr>
         <w:spacing w:after="120"/>
       </w:pPr>
       <w:r>
@@ -3064,45 +2674,6 @@
           <w:sz w:val="20"/>
         </w:rPr>
         <w:t>⏰ 11:30-11:40</w:t>
-      </w:r>
-    </w:p>
-    <w:p>
-      <w:pPr>
-        <w:jc w:val="center"/>
-      </w:pPr>
-      <w:r>
-        <w:drawing>
-          <wp:inline xmlns:a="http://schemas.openxmlformats.org/drawingml/2006/main" xmlns:pic="http://schemas.openxmlformats.org/drawingml/2006/picture">
-            <wp:extent cx="4114800" cy="2571750"/>
-            <wp:docPr id="13" name="Picture 13"/>
-            <wp:cNvGraphicFramePr>
-              <a:graphicFrameLocks noChangeAspect="1"/>
-            </wp:cNvGraphicFramePr>
-            <a:graphic>
-              <a:graphicData uri="http://schemas.openxmlformats.org/drawingml/2006/picture">
-                <pic:pic>
-                  <pic:nvPicPr>
-                    <pic:cNvPr id="0" name="carmel_church.jpg"/>
-                    <pic:cNvPicPr/>
-                  </pic:nvPicPr>
-                  <pic:blipFill>
-                    <a:blip r:embed="rId19"/>
-                    <a:stretch>
-                      <a:fillRect/>
-                    </a:stretch>
-                  </pic:blipFill>
-                  <pic:spPr>
-                    <a:xfrm>
-                      <a:off x="0" y="0"/>
-                      <a:ext cx="4114800" cy="2571750"/>
-                    </a:xfrm>
-                    <a:prstGeom prst="rect"/>
-                  </pic:spPr>
-                </pic:pic>
-              </a:graphicData>
-            </a:graphic>
-          </wp:inline>
-        </w:drawing>
       </w:r>
     </w:p>
     <w:p>
@@ -3137,45 +2708,6 @@
     </w:p>
     <w:p>
       <w:pPr>
-        <w:jc w:val="center"/>
-      </w:pPr>
-      <w:r>
-        <w:drawing>
-          <wp:inline xmlns:a="http://schemas.openxmlformats.org/drawingml/2006/main" xmlns:pic="http://schemas.openxmlformats.org/drawingml/2006/picture">
-            <wp:extent cx="4114800" cy="2571750"/>
-            <wp:docPr id="14" name="Picture 14"/>
-            <wp:cNvGraphicFramePr>
-              <a:graphicFrameLocks noChangeAspect="1"/>
-            </wp:cNvGraphicFramePr>
-            <a:graphic>
-              <a:graphicData uri="http://schemas.openxmlformats.org/drawingml/2006/picture">
-                <pic:pic>
-                  <pic:nvPicPr>
-                    <pic:cNvPr id="0" name="taipa_houses.jpg"/>
-                    <pic:cNvPicPr/>
-                  </pic:nvPicPr>
-                  <pic:blipFill>
-                    <a:blip r:embed="rId20"/>
-                    <a:stretch>
-                      <a:fillRect/>
-                    </a:stretch>
-                  </pic:blipFill>
-                  <pic:spPr>
-                    <a:xfrm>
-                      <a:off x="0" y="0"/>
-                      <a:ext cx="4114800" cy="2571750"/>
-                    </a:xfrm>
-                    <a:prstGeom prst="rect"/>
-                  </pic:spPr>
-                </pic:pic>
-              </a:graphicData>
-            </a:graphic>
-          </wp:inline>
-        </w:drawing>
-      </w:r>
-    </w:p>
-    <w:p>
-      <w:pPr>
         <w:spacing w:after="120"/>
       </w:pPr>
       <w:r>
@@ -3202,45 +2734,6 @@
           <w:sz w:val="20"/>
         </w:rPr>
         <w:t>⏰ 14:00-15:30</w:t>
-      </w:r>
-    </w:p>
-    <w:p>
-      <w:pPr>
-        <w:jc w:val="center"/>
-      </w:pPr>
-      <w:r>
-        <w:drawing>
-          <wp:inline xmlns:a="http://schemas.openxmlformats.org/drawingml/2006/main" xmlns:pic="http://schemas.openxmlformats.org/drawingml/2006/picture">
-            <wp:extent cx="4114800" cy="2571750"/>
-            <wp:docPr id="15" name="Picture 15"/>
-            <wp:cNvGraphicFramePr>
-              <a:graphicFrameLocks noChangeAspect="1"/>
-            </wp:cNvGraphicFramePr>
-            <a:graphic>
-              <a:graphicData uri="http://schemas.openxmlformats.org/drawingml/2006/picture">
-                <pic:pic>
-                  <pic:nvPicPr>
-                    <pic:cNvPr id="0" name="venetian.jpg"/>
-                    <pic:cNvPicPr/>
-                  </pic:nvPicPr>
-                  <pic:blipFill>
-                    <a:blip r:embed="rId10"/>
-                    <a:stretch>
-                      <a:fillRect/>
-                    </a:stretch>
-                  </pic:blipFill>
-                  <pic:spPr>
-                    <a:xfrm>
-                      <a:off x="0" y="0"/>
-                      <a:ext cx="4114800" cy="2571750"/>
-                    </a:xfrm>
-                    <a:prstGeom prst="rect"/>
-                  </pic:spPr>
-                </pic:pic>
-              </a:graphicData>
-            </a:graphic>
-          </wp:inline>
-        </w:drawing>
       </w:r>
     </w:p>
     <w:p>
@@ -3275,45 +2768,6 @@
     </w:p>
     <w:p>
       <w:pPr>
-        <w:jc w:val="center"/>
-      </w:pPr>
-      <w:r>
-        <w:drawing>
-          <wp:inline xmlns:a="http://schemas.openxmlformats.org/drawingml/2006/main" xmlns:pic="http://schemas.openxmlformats.org/drawingml/2006/picture">
-            <wp:extent cx="4114800" cy="2571750"/>
-            <wp:docPr id="16" name="Picture 16"/>
-            <wp:cNvGraphicFramePr>
-              <a:graphicFrameLocks noChangeAspect="1"/>
-            </wp:cNvGraphicFramePr>
-            <a:graphic>
-              <a:graphicData uri="http://schemas.openxmlformats.org/drawingml/2006/picture">
-                <pic:pic>
-                  <pic:nvPicPr>
-                    <pic:cNvPr id="0" name="wynn_palace.jpg"/>
-                    <pic:cNvPicPr/>
-                  </pic:nvPicPr>
-                  <pic:blipFill>
-                    <a:blip r:embed="rId21"/>
-                    <a:stretch>
-                      <a:fillRect/>
-                    </a:stretch>
-                  </pic:blipFill>
-                  <pic:spPr>
-                    <a:xfrm>
-                      <a:off x="0" y="0"/>
-                      <a:ext cx="4114800" cy="2571750"/>
-                    </a:xfrm>
-                    <a:prstGeom prst="rect"/>
-                  </pic:spPr>
-                </pic:pic>
-              </a:graphicData>
-            </a:graphic>
-          </wp:inline>
-        </w:drawing>
-      </w:r>
-    </w:p>
-    <w:p>
-      <w:pPr>
         <w:spacing w:after="120"/>
       </w:pPr>
       <w:r>
@@ -3340,45 +2794,6 @@
           <w:sz w:val="20"/>
         </w:rPr>
         <w:t>⏰ 17:30-18:30</w:t>
-      </w:r>
-    </w:p>
-    <w:p>
-      <w:pPr>
-        <w:jc w:val="center"/>
-      </w:pPr>
-      <w:r>
-        <w:drawing>
-          <wp:inline xmlns:a="http://schemas.openxmlformats.org/drawingml/2006/main" xmlns:pic="http://schemas.openxmlformats.org/drawingml/2006/picture">
-            <wp:extent cx="4114800" cy="2571750"/>
-            <wp:docPr id="17" name="Picture 17"/>
-            <wp:cNvGraphicFramePr>
-              <a:graphicFrameLocks noChangeAspect="1"/>
-            </wp:cNvGraphicFramePr>
-            <a:graphic>
-              <a:graphicData uri="http://schemas.openxmlformats.org/drawingml/2006/picture">
-                <pic:pic>
-                  <pic:nvPicPr>
-                    <pic:cNvPr id="0" name="galaxy.jpg"/>
-                    <pic:cNvPicPr/>
-                  </pic:nvPicPr>
-                  <pic:blipFill>
-                    <a:blip r:embed="rId22"/>
-                    <a:stretch>
-                      <a:fillRect/>
-                    </a:stretch>
-                  </pic:blipFill>
-                  <pic:spPr>
-                    <a:xfrm>
-                      <a:off x="0" y="0"/>
-                      <a:ext cx="4114800" cy="2571750"/>
-                    </a:xfrm>
-                    <a:prstGeom prst="rect"/>
-                  </pic:spPr>
-                </pic:pic>
-              </a:graphicData>
-            </a:graphic>
-          </wp:inline>
-        </w:drawing>
       </w:r>
     </w:p>
     <w:p>
@@ -3413,45 +2828,6 @@
     </w:p>
     <w:p>
       <w:pPr>
-        <w:jc w:val="center"/>
-      </w:pPr>
-      <w:r>
-        <w:drawing>
-          <wp:inline xmlns:a="http://schemas.openxmlformats.org/drawingml/2006/main" xmlns:pic="http://schemas.openxmlformats.org/drawingml/2006/picture">
-            <wp:extent cx="4114800" cy="2571750"/>
-            <wp:docPr id="18" name="Picture 18"/>
-            <wp:cNvGraphicFramePr>
-              <a:graphicFrameLocks noChangeAspect="1"/>
-            </wp:cNvGraphicFramePr>
-            <a:graphic>
-              <a:graphicData uri="http://schemas.openxmlformats.org/drawingml/2006/picture">
-                <pic:pic>
-                  <pic:nvPicPr>
-                    <pic:cNvPr id="0" name="parisian.jpg"/>
-                    <pic:cNvPicPr/>
-                  </pic:nvPicPr>
-                  <pic:blipFill>
-                    <a:blip r:embed="rId23"/>
-                    <a:stretch>
-                      <a:fillRect/>
-                    </a:stretch>
-                  </pic:blipFill>
-                  <pic:spPr>
-                    <a:xfrm>
-                      <a:off x="0" y="0"/>
-                      <a:ext cx="4114800" cy="2571750"/>
-                    </a:xfrm>
-                    <a:prstGeom prst="rect"/>
-                  </pic:spPr>
-                </pic:pic>
-              </a:graphicData>
-            </a:graphic>
-          </wp:inline>
-        </w:drawing>
-      </w:r>
-    </w:p>
-    <w:p>
-      <w:pPr>
         <w:spacing w:after="120"/>
       </w:pPr>
       <w:r>
@@ -3482,45 +2858,6 @@
     </w:p>
     <w:p>
       <w:pPr>
-        <w:jc w:val="center"/>
-      </w:pPr>
-      <w:r>
-        <w:drawing>
-          <wp:inline xmlns:a="http://schemas.openxmlformats.org/drawingml/2006/main" xmlns:pic="http://schemas.openxmlformats.org/drawingml/2006/picture">
-            <wp:extent cx="4114800" cy="2571750"/>
-            <wp:docPr id="19" name="Picture 19"/>
-            <wp:cNvGraphicFramePr>
-              <a:graphicFrameLocks noChangeAspect="1"/>
-            </wp:cNvGraphicFramePr>
-            <a:graphic>
-              <a:graphicData uri="http://schemas.openxmlformats.org/drawingml/2006/picture">
-                <pic:pic>
-                  <pic:nvPicPr>
-                    <pic:cNvPr id="0" name="londoner.jpg"/>
-                    <pic:cNvPicPr/>
-                  </pic:nvPicPr>
-                  <pic:blipFill>
-                    <a:blip r:embed="rId24"/>
-                    <a:stretch>
-                      <a:fillRect/>
-                    </a:stretch>
-                  </pic:blipFill>
-                  <pic:spPr>
-                    <a:xfrm>
-                      <a:off x="0" y="0"/>
-                      <a:ext cx="4114800" cy="2571750"/>
-                    </a:xfrm>
-                    <a:prstGeom prst="rect"/>
-                  </pic:spPr>
-                </pic:pic>
-              </a:graphicData>
-            </a:graphic>
-          </wp:inline>
-        </w:drawing>
-      </w:r>
-    </w:p>
-    <w:p>
-      <w:pPr>
         <w:spacing w:after="120"/>
       </w:pPr>
       <w:r>
@@ -3547,45 +2884,6 @@
           <w:sz w:val="20"/>
         </w:rPr>
         <w:t>⏰ 21:00</w:t>
-      </w:r>
-    </w:p>
-    <w:p>
-      <w:pPr>
-        <w:jc w:val="center"/>
-      </w:pPr>
-      <w:r>
-        <w:drawing>
-          <wp:inline xmlns:a="http://schemas.openxmlformats.org/drawingml/2006/main" xmlns:pic="http://schemas.openxmlformats.org/drawingml/2006/picture">
-            <wp:extent cx="4114800" cy="2571750"/>
-            <wp:docPr id="20" name="Picture 20"/>
-            <wp:cNvGraphicFramePr>
-              <a:graphicFrameLocks noChangeAspect="1"/>
-            </wp:cNvGraphicFramePr>
-            <a:graphic>
-              <a:graphicData uri="http://schemas.openxmlformats.org/drawingml/2006/picture">
-                <pic:pic>
-                  <pic:nvPicPr>
-                    <pic:cNvPr id="0" name="venetian.jpg"/>
-                    <pic:cNvPicPr/>
-                  </pic:nvPicPr>
-                  <pic:blipFill>
-                    <a:blip r:embed="rId10"/>
-                    <a:stretch>
-                      <a:fillRect/>
-                    </a:stretch>
-                  </pic:blipFill>
-                  <pic:spPr>
-                    <a:xfrm>
-                      <a:off x="0" y="0"/>
-                      <a:ext cx="4114800" cy="2571750"/>
-                    </a:xfrm>
-                    <a:prstGeom prst="rect"/>
-                  </pic:spPr>
-                </pic:pic>
-              </a:graphicData>
-            </a:graphic>
-          </wp:inline>
-        </w:drawing>
       </w:r>
     </w:p>
     <w:p>
